--- a/output/reports/BBRI_initiation_skeleton_2026-07-22.docx
+++ b/output/reports/BBRI_initiation_skeleton_2026-07-22.docx
@@ -462,6 +462,19 @@
         </w:tc>
       </w:tr>
     </w:tbl>
+    <w:p>
+      <w:pPr>
+        <w:spacing w:after="40"/>
+      </w:pPr>
+      <w:r>
+        <w:rPr>
+          <w:b/>
+          <w:color w:val="C00000"/>
+          <w:sz w:val="18"/>
+        </w:rPr>
+        <w:t>Consensus target (SAMPLE — illustrative): IDR 5,100  (+16.4% vs last close)  |  34 analysts, rating buy  |  source: SAMPLE_SEED</w:t>
+      </w:r>
+    </w:p>
     <w:p>
       <w:pPr>
         <w:spacing w:after="80"/>
@@ -1964,6 +1977,664 @@
           <w:sz w:val="17"/>
         </w:rPr>
         <w:t>Shaded cell = base case.</w:t>
+      </w:r>
+    </w:p>
+    <w:p>
+      <w:pPr>
+        <w:pStyle w:val="Heading1"/>
+      </w:pPr>
+      <w:r>
+        <w:t>Earnings forecast &amp; forward valuation</w:t>
+      </w:r>
+    </w:p>
+    <w:p>
+      <w:pPr>
+        <w:pStyle w:val="Heading2"/>
+      </w:pPr>
+      <w:r>
+        <w:t>12-month forward earnings (analyst estimate)</w:t>
+      </w:r>
+    </w:p>
+    <w:p>
+      <w:pPr>
+        <w:spacing w:after="80"/>
+      </w:pPr>
+      <w:r>
+        <w:rPr>
+          <w:b w:val="0"/>
+          <w:sz w:val="20"/>
+        </w:rPr>
+        <w:t>Forward EPS of IDR 383 is the analyst's own FY+1 estimate (assumptions/BBRI.yaml) — there is no consensus feed behind it. That implies net income of about IDR 58.0 tn, +6.5% EPS growth vs FY25, and a forward P/E of 11.4x at the last close. For consistency, the residual income model's own year-1 EPS (ROE-start × opening book) is IDR 355; a wide gap between the two is a flag to revisit the estimate.</w:t>
+      </w:r>
+    </w:p>
+    <w:tbl>
+      <w:tblPr>
+        <w:tblStyle w:val="TableGrid"/>
+        <w:tblW w:type="auto" w:w="0"/>
+        <w:jc w:val="center"/>
+        <w:tblLook w:firstColumn="1" w:firstRow="1" w:lastColumn="0" w:lastRow="0" w:noHBand="0" w:noVBand="1" w:val="04A0"/>
+      </w:tblPr>
+      <w:tblGrid>
+        <w:gridCol w:w="3324"/>
+        <w:gridCol w:w="3324"/>
+        <w:gridCol w:w="3324"/>
+      </w:tblGrid>
+      <w:tr>
+        <w:tc>
+          <w:tcPr>
+            <w:tcW w:type="dxa" w:w="3324"/>
+            <w:shd w:val="clear" w:fill="1F3864"/>
+          </w:tcPr>
+          <w:p>
+            <w:pPr>
+              <w:jc w:val="center"/>
+            </w:pPr>
+            <w:r>
+              <w:rPr>
+                <w:b/>
+                <w:color w:val="FFFFFF"/>
+                <w:sz w:val="17"/>
+              </w:rPr>
+            </w:r>
+          </w:p>
+        </w:tc>
+        <w:tc>
+          <w:tcPr>
+            <w:tcW w:type="dxa" w:w="3324"/>
+            <w:shd w:val="clear" w:fill="1F3864"/>
+          </w:tcPr>
+          <w:p>
+            <w:pPr>
+              <w:jc w:val="center"/>
+            </w:pPr>
+            <w:r>
+              <w:rPr>
+                <w:b/>
+                <w:color w:val="FFFFFF"/>
+                <w:sz w:val="17"/>
+              </w:rPr>
+              <w:t>Trailing FY25</w:t>
+            </w:r>
+          </w:p>
+        </w:tc>
+        <w:tc>
+          <w:tcPr>
+            <w:tcW w:type="dxa" w:w="3324"/>
+            <w:shd w:val="clear" w:fill="1F3864"/>
+          </w:tcPr>
+          <w:p>
+            <w:pPr>
+              <w:jc w:val="center"/>
+            </w:pPr>
+            <w:r>
+              <w:rPr>
+                <w:b/>
+                <w:color w:val="FFFFFF"/>
+                <w:sz w:val="17"/>
+              </w:rPr>
+              <w:t>Forward FY+1E (own)</w:t>
+            </w:r>
+          </w:p>
+        </w:tc>
+      </w:tr>
+      <w:tr>
+        <w:tc>
+          <w:tcPr>
+            <w:tcW w:type="dxa" w:w="3324"/>
+          </w:tcPr>
+          <w:p>
+            <w:r>
+              <w:rPr>
+                <w:b/>
+                <w:sz w:val="17"/>
+              </w:rPr>
+              <w:t>EPS (IDR)</w:t>
+            </w:r>
+          </w:p>
+        </w:tc>
+        <w:tc>
+          <w:tcPr>
+            <w:tcW w:type="dxa" w:w="3324"/>
+          </w:tcPr>
+          <w:p>
+            <w:pPr>
+              <w:jc w:val="right"/>
+            </w:pPr>
+            <w:r>
+              <w:rPr>
+                <w:sz w:val="17"/>
+              </w:rPr>
+              <w:t>360</w:t>
+            </w:r>
+          </w:p>
+        </w:tc>
+        <w:tc>
+          <w:tcPr>
+            <w:tcW w:type="dxa" w:w="3324"/>
+          </w:tcPr>
+          <w:p>
+            <w:pPr>
+              <w:jc w:val="right"/>
+            </w:pPr>
+            <w:r>
+              <w:rPr>
+                <w:sz w:val="17"/>
+              </w:rPr>
+              <w:t>383</w:t>
+            </w:r>
+          </w:p>
+        </w:tc>
+      </w:tr>
+      <w:tr>
+        <w:tc>
+          <w:tcPr>
+            <w:tcW w:type="dxa" w:w="3324"/>
+          </w:tcPr>
+          <w:p>
+            <w:r>
+              <w:rPr>
+                <w:b/>
+                <w:sz w:val="17"/>
+              </w:rPr>
+              <w:t>Net income (IDR tn)</w:t>
+            </w:r>
+          </w:p>
+        </w:tc>
+        <w:tc>
+          <w:tcPr>
+            <w:tcW w:type="dxa" w:w="3324"/>
+          </w:tcPr>
+          <w:p>
+            <w:pPr>
+              <w:jc w:val="right"/>
+            </w:pPr>
+            <w:r>
+              <w:rPr>
+                <w:sz w:val="17"/>
+              </w:rPr>
+              <w:t>54.5</w:t>
+            </w:r>
+          </w:p>
+        </w:tc>
+        <w:tc>
+          <w:tcPr>
+            <w:tcW w:type="dxa" w:w="3324"/>
+          </w:tcPr>
+          <w:p>
+            <w:pPr>
+              <w:jc w:val="right"/>
+            </w:pPr>
+            <w:r>
+              <w:rPr>
+                <w:sz w:val="17"/>
+              </w:rPr>
+              <w:t>58.0</w:t>
+            </w:r>
+          </w:p>
+        </w:tc>
+      </w:tr>
+      <w:tr>
+        <w:tc>
+          <w:tcPr>
+            <w:tcW w:type="dxa" w:w="3324"/>
+          </w:tcPr>
+          <w:p>
+            <w:r>
+              <w:rPr>
+                <w:b/>
+                <w:sz w:val="17"/>
+              </w:rPr>
+              <w:t>P/E</w:t>
+            </w:r>
+          </w:p>
+        </w:tc>
+        <w:tc>
+          <w:tcPr>
+            <w:tcW w:type="dxa" w:w="3324"/>
+          </w:tcPr>
+          <w:p>
+            <w:pPr>
+              <w:jc w:val="right"/>
+            </w:pPr>
+            <w:r>
+              <w:rPr>
+                <w:sz w:val="17"/>
+              </w:rPr>
+              <w:t>12.2x</w:t>
+            </w:r>
+          </w:p>
+        </w:tc>
+        <w:tc>
+          <w:tcPr>
+            <w:tcW w:type="dxa" w:w="3324"/>
+          </w:tcPr>
+          <w:p>
+            <w:pPr>
+              <w:jc w:val="right"/>
+            </w:pPr>
+            <w:r>
+              <w:rPr>
+                <w:sz w:val="17"/>
+              </w:rPr>
+              <w:t>11.4x</w:t>
+            </w:r>
+          </w:p>
+        </w:tc>
+      </w:tr>
+      <w:tr>
+        <w:tc>
+          <w:tcPr>
+            <w:tcW w:type="dxa" w:w="3324"/>
+          </w:tcPr>
+          <w:p>
+            <w:r>
+              <w:rPr>
+                <w:b/>
+                <w:sz w:val="17"/>
+              </w:rPr>
+              <w:t>EPS growth YoY</w:t>
+            </w:r>
+          </w:p>
+        </w:tc>
+        <w:tc>
+          <w:tcPr>
+            <w:tcW w:type="dxa" w:w="3324"/>
+          </w:tcPr>
+          <w:p>
+            <w:pPr>
+              <w:jc w:val="right"/>
+            </w:pPr>
+            <w:r>
+              <w:rPr>
+                <w:sz w:val="17"/>
+              </w:rPr>
+              <w:t>—</w:t>
+            </w:r>
+          </w:p>
+        </w:tc>
+        <w:tc>
+          <w:tcPr>
+            <w:tcW w:type="dxa" w:w="3324"/>
+          </w:tcPr>
+          <w:p>
+            <w:pPr>
+              <w:jc w:val="right"/>
+            </w:pPr>
+            <w:r>
+              <w:rPr>
+                <w:sz w:val="17"/>
+              </w:rPr>
+              <w:t>6.5%</w:t>
+            </w:r>
+          </w:p>
+        </w:tc>
+      </w:tr>
+    </w:tbl>
+    <w:p>
+      <w:pPr>
+        <w:spacing w:after="80"/>
+      </w:pPr>
+      <w:r>
+        <w:rPr>
+          <w:b w:val="0"/>
+          <w:color w:val="595959"/>
+          <w:sz w:val="17"/>
+        </w:rPr>
+        <w:t>Forward multiples use the analyst's own estimate, not consensus.</w:t>
+      </w:r>
+    </w:p>
+    <w:p>
+      <w:pPr>
+        <w:pStyle w:val="Heading2"/>
+      </w:pPr>
+      <w:r>
+        <w:t>Sell-side consensus</w:t>
+      </w:r>
+    </w:p>
+    <w:p>
+      <w:pPr>
+        <w:spacing w:after="80"/>
+      </w:pPr>
+      <w:r>
+        <w:rPr>
+          <w:b/>
+          <w:color w:val="C00000"/>
+          <w:sz w:val="20"/>
+        </w:rPr>
+        <w:t>The figures below are SAMPLE placeholders — illustrative only, NOT real analyst consensus. A live yfinance refresh replaces them with real aggregated targets.</w:t>
+      </w:r>
+    </w:p>
+    <w:tbl>
+      <w:tblPr>
+        <w:tblStyle w:val="TableGrid"/>
+        <w:tblW w:type="auto" w:w="0"/>
+        <w:jc w:val="center"/>
+        <w:tblLook w:firstColumn="1" w:firstRow="1" w:lastColumn="0" w:lastRow="0" w:noHBand="0" w:noVBand="1" w:val="04A0"/>
+      </w:tblPr>
+      <w:tblGrid>
+        <w:gridCol w:w="4986"/>
+        <w:gridCol w:w="4986"/>
+      </w:tblGrid>
+      <w:tr>
+        <w:tc>
+          <w:tcPr>
+            <w:tcW w:type="dxa" w:w="4986"/>
+            <w:shd w:val="clear" w:fill="1F3864"/>
+          </w:tcPr>
+          <w:p>
+            <w:pPr>
+              <w:jc w:val="center"/>
+            </w:pPr>
+            <w:r>
+              <w:rPr>
+                <w:b/>
+                <w:color w:val="FFFFFF"/>
+                <w:sz w:val="17"/>
+              </w:rPr>
+              <w:t>Consensus</w:t>
+            </w:r>
+          </w:p>
+        </w:tc>
+        <w:tc>
+          <w:tcPr>
+            <w:tcW w:type="dxa" w:w="4986"/>
+            <w:shd w:val="clear" w:fill="1F3864"/>
+          </w:tcPr>
+          <w:p>
+            <w:pPr>
+              <w:jc w:val="center"/>
+            </w:pPr>
+            <w:r>
+              <w:rPr>
+                <w:b/>
+                <w:color w:val="FFFFFF"/>
+                <w:sz w:val="17"/>
+              </w:rPr>
+            </w:r>
+          </w:p>
+        </w:tc>
+      </w:tr>
+      <w:tr>
+        <w:tc>
+          <w:tcPr>
+            <w:tcW w:type="dxa" w:w="4986"/>
+          </w:tcPr>
+          <w:p>
+            <w:r>
+              <w:rPr>
+                <w:b/>
+                <w:sz w:val="17"/>
+              </w:rPr>
+              <w:t>Mean target price (IDR)</w:t>
+            </w:r>
+          </w:p>
+        </w:tc>
+        <w:tc>
+          <w:tcPr>
+            <w:tcW w:type="dxa" w:w="4986"/>
+          </w:tcPr>
+          <w:p>
+            <w:pPr>
+              <w:jc w:val="right"/>
+            </w:pPr>
+            <w:r>
+              <w:rPr>
+                <w:sz w:val="17"/>
+              </w:rPr>
+              <w:t>5,100</w:t>
+            </w:r>
+          </w:p>
+        </w:tc>
+      </w:tr>
+      <w:tr>
+        <w:tc>
+          <w:tcPr>
+            <w:tcW w:type="dxa" w:w="4986"/>
+          </w:tcPr>
+          <w:p>
+            <w:r>
+              <w:rPr>
+                <w:b/>
+                <w:sz w:val="17"/>
+              </w:rPr>
+              <w:t>Target range (IDR)</w:t>
+            </w:r>
+          </w:p>
+        </w:tc>
+        <w:tc>
+          <w:tcPr>
+            <w:tcW w:type="dxa" w:w="4986"/>
+          </w:tcPr>
+          <w:p>
+            <w:pPr>
+              <w:jc w:val="right"/>
+            </w:pPr>
+            <w:r>
+              <w:rPr>
+                <w:sz w:val="17"/>
+              </w:rPr>
+              <w:t>4,200 – 5,800</w:t>
+            </w:r>
+          </w:p>
+        </w:tc>
+      </w:tr>
+      <w:tr>
+        <w:tc>
+          <w:tcPr>
+            <w:tcW w:type="dxa" w:w="4986"/>
+          </w:tcPr>
+          <w:p>
+            <w:r>
+              <w:rPr>
+                <w:b/>
+                <w:sz w:val="17"/>
+              </w:rPr>
+              <w:t>Implied upside to target</w:t>
+            </w:r>
+          </w:p>
+        </w:tc>
+        <w:tc>
+          <w:tcPr>
+            <w:tcW w:type="dxa" w:w="4986"/>
+          </w:tcPr>
+          <w:p>
+            <w:pPr>
+              <w:jc w:val="right"/>
+            </w:pPr>
+            <w:r>
+              <w:rPr>
+                <w:sz w:val="17"/>
+              </w:rPr>
+              <w:t>16.4%</w:t>
+            </w:r>
+          </w:p>
+        </w:tc>
+      </w:tr>
+      <w:tr>
+        <w:tc>
+          <w:tcPr>
+            <w:tcW w:type="dxa" w:w="4986"/>
+          </w:tcPr>
+          <w:p>
+            <w:r>
+              <w:rPr>
+                <w:b/>
+                <w:sz w:val="17"/>
+              </w:rPr>
+              <w:t>Number of analysts</w:t>
+            </w:r>
+          </w:p>
+        </w:tc>
+        <w:tc>
+          <w:tcPr>
+            <w:tcW w:type="dxa" w:w="4986"/>
+          </w:tcPr>
+          <w:p>
+            <w:pPr>
+              <w:jc w:val="right"/>
+            </w:pPr>
+            <w:r>
+              <w:rPr>
+                <w:sz w:val="17"/>
+              </w:rPr>
+              <w:t>34</w:t>
+            </w:r>
+          </w:p>
+        </w:tc>
+      </w:tr>
+      <w:tr>
+        <w:tc>
+          <w:tcPr>
+            <w:tcW w:type="dxa" w:w="4986"/>
+          </w:tcPr>
+          <w:p>
+            <w:r>
+              <w:rPr>
+                <w:b/>
+                <w:sz w:val="17"/>
+              </w:rPr>
+              <w:t>Consensus rating</w:t>
+            </w:r>
+          </w:p>
+        </w:tc>
+        <w:tc>
+          <w:tcPr>
+            <w:tcW w:type="dxa" w:w="4986"/>
+          </w:tcPr>
+          <w:p>
+            <w:pPr>
+              <w:jc w:val="right"/>
+            </w:pPr>
+            <w:r>
+              <w:rPr>
+                <w:sz w:val="17"/>
+              </w:rPr>
+              <w:t>buy</w:t>
+            </w:r>
+          </w:p>
+        </w:tc>
+      </w:tr>
+      <w:tr>
+        <w:tc>
+          <w:tcPr>
+            <w:tcW w:type="dxa" w:w="4986"/>
+          </w:tcPr>
+          <w:p>
+            <w:r>
+              <w:rPr>
+                <w:b/>
+                <w:sz w:val="17"/>
+              </w:rPr>
+              <w:t>Consensus forward EPS (IDR)</w:t>
+            </w:r>
+          </w:p>
+        </w:tc>
+        <w:tc>
+          <w:tcPr>
+            <w:tcW w:type="dxa" w:w="4986"/>
+          </w:tcPr>
+          <w:p>
+            <w:pPr>
+              <w:jc w:val="right"/>
+            </w:pPr>
+            <w:r>
+              <w:rPr>
+                <w:sz w:val="17"/>
+              </w:rPr>
+              <w:t>395</w:t>
+            </w:r>
+          </w:p>
+        </w:tc>
+      </w:tr>
+      <w:tr>
+        <w:tc>
+          <w:tcPr>
+            <w:tcW w:type="dxa" w:w="4986"/>
+          </w:tcPr>
+          <w:p>
+            <w:r>
+              <w:rPr>
+                <w:b/>
+                <w:sz w:val="17"/>
+              </w:rPr>
+              <w:t>Consensus forward P/E</w:t>
+            </w:r>
+          </w:p>
+        </w:tc>
+        <w:tc>
+          <w:tcPr>
+            <w:tcW w:type="dxa" w:w="4986"/>
+          </w:tcPr>
+          <w:p>
+            <w:pPr>
+              <w:jc w:val="right"/>
+            </w:pPr>
+            <w:r>
+              <w:rPr>
+                <w:sz w:val="17"/>
+              </w:rPr>
+              <w:t>11.1x</w:t>
+            </w:r>
+          </w:p>
+        </w:tc>
+      </w:tr>
+      <w:tr>
+        <w:tc>
+          <w:tcPr>
+            <w:tcW w:type="dxa" w:w="4986"/>
+          </w:tcPr>
+          <w:p>
+            <w:r>
+              <w:rPr>
+                <w:b/>
+                <w:sz w:val="17"/>
+              </w:rPr>
+              <w:t>Source</w:t>
+            </w:r>
+          </w:p>
+        </w:tc>
+        <w:tc>
+          <w:tcPr>
+            <w:tcW w:type="dxa" w:w="4986"/>
+          </w:tcPr>
+          <w:p>
+            <w:pPr>
+              <w:jc w:val="right"/>
+            </w:pPr>
+            <w:r>
+              <w:rPr>
+                <w:sz w:val="17"/>
+              </w:rPr>
+              <w:t>SAMPLE_SEED</w:t>
+            </w:r>
+          </w:p>
+        </w:tc>
+      </w:tr>
+    </w:tbl>
+    <w:p>
+      <w:pPr>
+        <w:spacing w:after="80"/>
+      </w:pPr>
+      <w:r>
+        <w:rPr>
+          <w:b w:val="0"/>
+          <w:color w:val="595959"/>
+          <w:sz w:val="17"/>
+        </w:rPr>
+        <w:t>The analyst's own forward EPS sits -3.0% vs the consensus forward EPS; the house RI price target of IDR 3,980 compares with the consensus mean target of IDR 5,100.</w:t>
+      </w:r>
+    </w:p>
+    <w:p>
+      <w:pPr>
+        <w:spacing w:after="80"/>
+      </w:pPr>
+      <w:r>
+        <w:rPr>
+          <w:b w:val="0"/>
+          <w:color w:val="C00000"/>
+          <w:sz w:val="20"/>
+        </w:rPr>
+        <w:t>[TO WRITE — reconcile your estimate and target with consensus: where you sit above/below the Street and why.]</w:t>
       </w:r>
     </w:p>
     <w:p>
@@ -4810,7 +5481,7 @@
           <w:color w:val="595959"/>
           <w:sz w:val="17"/>
         </w:rPr>
-        <w:t>Data: Yahoo Finance via yfinance (prices, financial statements); company quarterly investor presentations (bank-specific ratios, transcribed by the analyst); IDX daily trading summary / broker exports (net foreign flow); Bank Indonesia / market data (macro). Forward EPS estimates are the analyst's own — no consensus feed is used.</w:t>
+        <w:t>Data: Yahoo Finance via yfinance (prices, financial statements); company quarterly investor presentations (bank-specific ratios, transcribed by the analyst); IDX daily trading summary / broker exports (net foreign flow); Yahoo Finance / analyst-sourced override (sell-side consensus target &amp; rating); Bank Indonesia / market data (macro). The house price target and forward P/E use the analyst's own FY+1 EPS estimate — labeled 'own est.' and kept distinct from sell-side consensus throughout.</w:t>
       </w:r>
     </w:p>
     <w:p>
